--- a/bai2.docx
+++ b/bai2.docx
@@ -17,15 +17,7 @@
           <w:sz w:val="18"/>
           <w:szCs w:val="18"/>
         </w:rPr>
-        <w:t xml:space="preserve">Phần </w:t>
-      </w:r>
-      <w:r>
-        <w:rPr>
-          <w:rFonts w:cstheme="minorHAnsi"/>
-          <w:sz w:val="18"/>
-          <w:szCs w:val="18"/>
-        </w:rPr>
-        <w:t>1:</w:t>
+        <w:t>Phần 1:</w:t>
       </w:r>
     </w:p>
     <w:p>
@@ -61,15 +53,7 @@
           <w:sz w:val="18"/>
           <w:szCs w:val="18"/>
         </w:rPr>
-        <w:t xml:space="preserve">Phần </w:t>
-      </w:r>
-      <w:r>
-        <w:rPr>
-          <w:rFonts w:cstheme="minorHAnsi"/>
-          <w:sz w:val="18"/>
-          <w:szCs w:val="18"/>
-        </w:rPr>
-        <w:t>2:</w:t>
+        <w:t>Phần 2:</w:t>
       </w:r>
     </w:p>
     <w:p>
@@ -84,6 +68,7 @@
       <w:r>
         <w:rPr>
           <w:rFonts w:cstheme="minorHAnsi"/>
+          <w:noProof/>
           <w:sz w:val="18"/>
           <w:szCs w:val="18"/>
         </w:rPr>
@@ -139,15 +124,7 @@
           <w:sz w:val="18"/>
           <w:szCs w:val="18"/>
         </w:rPr>
-        <w:t xml:space="preserve">Phần </w:t>
-      </w:r>
-      <w:r>
-        <w:rPr>
-          <w:rFonts w:cstheme="minorHAnsi"/>
-          <w:sz w:val="18"/>
-          <w:szCs w:val="18"/>
-        </w:rPr>
-        <w:t>3:</w:t>
+        <w:t>Phần 3:</w:t>
       </w:r>
     </w:p>
     <w:p>
@@ -325,7 +302,23 @@
           <w:sz w:val="18"/>
           <w:szCs w:val="18"/>
         </w:rPr>
-        <w:t>Tài xế thực hiện xác nhận giao hàng thành công. Nếu đơn hàng có khoản thu COD ($COD &gt; 0$), ứng dụng yêu cầu tài xế nhập số tiền thu thực tế và chụp/tải lên ảnh xác nhận nhận hàng.</w:t>
+        <w:t>Tài xế thực hiện xác nhận giao hàng thành công. Nếu đơn hàng có khoản thu COD</w:t>
+      </w:r>
+      <w:r>
+        <w:rPr>
+          <w:rFonts w:cstheme="minorHAnsi"/>
+          <w:sz w:val="18"/>
+          <w:szCs w:val="18"/>
+        </w:rPr>
+        <w:t xml:space="preserve">, </w:t>
+      </w:r>
+      <w:r>
+        <w:rPr>
+          <w:rFonts w:cstheme="minorHAnsi"/>
+          <w:sz w:val="18"/>
+          <w:szCs w:val="18"/>
+        </w:rPr>
+        <w:t>ứng dụng yêu cầu tài xế nhập số tiền thu thực tế và chụp/tải lên ảnh xác nhận nhận hàng.</w:t>
       </w:r>
     </w:p>
     <w:p>
@@ -1969,6 +1962,7 @@
   <w:style w:type="character" w:default="1" w:styleId="DefaultParagraphFont">
     <w:name w:val="Default Paragraph Font"/>
     <w:uiPriority w:val="1"/>
+    <w:semiHidden/>
     <w:unhideWhenUsed/>
   </w:style>
   <w:style w:type="table" w:default="1" w:styleId="TableNormal">
